--- a/Mayank_Chopra.docx
+++ b/Mayank_Chopra.docx
@@ -113,25 +113,7 @@
             <w:b/>
             <w:bCs/>
           </w:rPr>
-          <w:t>/</w:t>
-        </w:r>
-        <w:r>
-          <w:rPr>
-            <w:rStyle w:val="Hyperlink"/>
-            <w:rFonts w:ascii="Times New Roman" w:hAnsi="Times New Roman" w:cs="Times New Roman"/>
-            <w:b/>
-            <w:bCs/>
-          </w:rPr>
-          <w:t>C</w:t>
-        </w:r>
-        <w:r>
-          <w:rPr>
-            <w:rStyle w:val="Hyperlink"/>
-            <w:rFonts w:ascii="Times New Roman" w:hAnsi="Times New Roman" w:cs="Times New Roman"/>
-            <w:b/>
-            <w:bCs/>
-          </w:rPr>
-          <w:t>ase-Study-OFI-Services</w:t>
+          <w:t>/Case-Study-OFI-Services</w:t>
         </w:r>
       </w:hyperlink>
     </w:p>
@@ -56633,6 +56615,62 @@
           <w:sz w:val="22"/>
           <w:szCs w:val="22"/>
         </w:rPr>
+        <w:drawing>
+          <wp:inline distT="0" distB="0" distL="0" distR="0" wp14:anchorId="7581FF6B" wp14:editId="1730B2D2">
+            <wp:extent cx="5506218" cy="2905530"/>
+            <wp:effectExtent l="0" t="0" r="0" b="9525"/>
+            <wp:docPr id="5" name="Picture 5"/>
+            <wp:cNvGraphicFramePr>
+              <a:graphicFrameLocks xmlns:a="http://schemas.openxmlformats.org/drawingml/2006/main" noChangeAspect="1"/>
+            </wp:cNvGraphicFramePr>
+            <a:graphic xmlns:a="http://schemas.openxmlformats.org/drawingml/2006/main">
+              <a:graphicData uri="http://schemas.openxmlformats.org/drawingml/2006/picture">
+                <pic:pic xmlns:pic="http://schemas.openxmlformats.org/drawingml/2006/picture">
+                  <pic:nvPicPr>
+                    <pic:cNvPr id="1" name=""/>
+                    <pic:cNvPicPr/>
+                  </pic:nvPicPr>
+                  <pic:blipFill>
+                    <a:blip r:embed="rId12"/>
+                    <a:stretch>
+                      <a:fillRect/>
+                    </a:stretch>
+                  </pic:blipFill>
+                  <pic:spPr>
+                    <a:xfrm>
+                      <a:off x="0" y="0"/>
+                      <a:ext cx="5506218" cy="2905530"/>
+                    </a:xfrm>
+                    <a:prstGeom prst="rect">
+                      <a:avLst/>
+                    </a:prstGeom>
+                  </pic:spPr>
+                </pic:pic>
+              </a:graphicData>
+            </a:graphic>
+          </wp:inline>
+        </w:drawing>
+      </w:r>
+    </w:p>
+    <w:p>
+      <w:pPr>
+        <w:jc w:val="both"/>
+        <w:rPr>
+          <w:rFonts w:ascii="Times New Roman" w:hAnsi="Times New Roman" w:cs="Times New Roman"/>
+          <w:b/>
+          <w:bCs/>
+          <w:sz w:val="22"/>
+          <w:szCs w:val="22"/>
+        </w:rPr>
+      </w:pPr>
+      <w:r>
+        <w:rPr>
+          <w:rFonts w:ascii="Times New Roman" w:hAnsi="Times New Roman" w:cs="Times New Roman"/>
+          <w:b/>
+          <w:bCs/>
+          <w:sz w:val="22"/>
+          <w:szCs w:val="22"/>
+        </w:rPr>
         <w:t>5. Setup and Usage (Running on Localhost)</w:t>
       </w:r>
     </w:p>
@@ -56873,9 +56911,10 @@
           <w:sz w:val="22"/>
           <w:szCs w:val="22"/>
         </w:rPr>
+        <w:lastRenderedPageBreak/>
         <w:t xml:space="preserve">Command: git clone </w:t>
       </w:r>
-      <w:hyperlink r:id="rId12" w:history="1">
+      <w:hyperlink r:id="rId13" w:history="1">
         <w:r>
           <w:rPr>
             <w:rStyle w:val="Hyperlink"/>
@@ -57194,7 +57233,7 @@
         </w:rPr>
         <w:t xml:space="preserve">Access the dashboard at </w:t>
       </w:r>
-      <w:hyperlink r:id="rId13" w:tgtFrame="_new" w:history="1">
+      <w:hyperlink r:id="rId14" w:tgtFrame="_new" w:history="1">
         <w:r>
           <w:rPr>
             <w:rStyle w:val="Hyperlink"/>
@@ -57269,7 +57308,6 @@
           <w:sz w:val="22"/>
           <w:szCs w:val="22"/>
         </w:rPr>
-        <w:lastRenderedPageBreak/>
         <w:t>Sidebar Filters: Adjust by date, carrier, segment, and other dimensions.</w:t>
       </w:r>
     </w:p>
@@ -57776,6 +57814,7 @@
           <w:sz w:val="22"/>
           <w:szCs w:val="22"/>
         </w:rPr>
+        <w:lastRenderedPageBreak/>
         <w:t>customer_feedback.csv</w:t>
       </w:r>
     </w:p>
